--- a/CCF/CCF PRA/EXP08.docx
+++ b/CCF/CCF PRA/EXP08.docx
@@ -285,7 +285,7 @@
       <w:r>
         <w:drawing>
           <wp:inline xmlns:a="http://schemas.openxmlformats.org/drawingml/2006/main" xmlns:pic="http://schemas.openxmlformats.org/drawingml/2006/picture">
-            <wp:extent cx="5486400" cy="2903251"/>
+            <wp:extent cx="5486400" cy="2887579"/>
             <wp:docPr id="2" name="Picture 2"/>
             <wp:cNvGraphicFramePr>
               <a:graphicFrameLocks noChangeAspect="1"/>
@@ -306,7 +306,7 @@
                   <pic:spPr>
                     <a:xfrm>
                       <a:off x="0" y="0"/>
-                      <a:ext cx="5486400" cy="2903251"/>
+                      <a:ext cx="5486400" cy="2887579"/>
                     </a:xfrm>
                     <a:prstGeom prst="rect"/>
                   </pic:spPr>
@@ -390,6 +390,68 @@
           <w:color w:val="333333"/>
           <w:sz w:val="24"/>
         </w:rPr>
+        <w:t>Part 3 (Contd.): Verify Public Repository on Docker Hub Console</w:t>
+      </w:r>
+    </w:p>
+    <w:p>
+      <w:pPr>
+        <w:spacing w:after="120" w:line="276" w:lineRule="auto"/>
+      </w:pPr>
+      <w:r>
+        <w:rPr>
+          <w:rFonts w:ascii="Calibri" w:hAnsi="Calibri"/>
+          <w:sz w:val="22"/>
+        </w:rPr>
+        <w:t>Inspect uploaded container image on Docker Hub web console GUI:</w:t>
+      </w:r>
+    </w:p>
+    <w:p>
+      <w:r>
+        <w:drawing>
+          <wp:inline xmlns:a="http://schemas.openxmlformats.org/drawingml/2006/main" xmlns:pic="http://schemas.openxmlformats.org/drawingml/2006/picture">
+            <wp:extent cx="5486400" cy="2710927"/>
+            <wp:docPr id="4" name="Picture 4"/>
+            <wp:cNvGraphicFramePr>
+              <a:graphicFrameLocks noChangeAspect="1"/>
+            </wp:cNvGraphicFramePr>
+            <a:graphic>
+              <a:graphicData uri="http://schemas.openxmlformats.org/drawingml/2006/picture">
+                <pic:pic>
+                  <pic:nvPicPr>
+                    <pic:cNvPr id="0" name="exp8_gui_hub.png"/>
+                    <pic:cNvPicPr/>
+                  </pic:nvPicPr>
+                  <pic:blipFill>
+                    <a:blip r:embed="rId12"/>
+                    <a:stretch>
+                      <a:fillRect/>
+                    </a:stretch>
+                  </pic:blipFill>
+                  <pic:spPr>
+                    <a:xfrm>
+                      <a:off x="0" y="0"/>
+                      <a:ext cx="5486400" cy="2710927"/>
+                    </a:xfrm>
+                    <a:prstGeom prst="rect"/>
+                  </pic:spPr>
+                </pic:pic>
+              </a:graphicData>
+            </a:graphic>
+          </wp:inline>
+        </w:drawing>
+      </w:r>
+    </w:p>
+    <w:p>
+      <w:pPr>
+        <w:spacing w:before="160" w:after="80"/>
+      </w:pPr>
+      <w:r>
+        <w:rPr>
+          <w:rFonts w:ascii="Arial" w:hAnsi="Arial"/>
+          <w:b/>
+          <w:color w:val="333333"/>
+          <w:sz w:val="24"/>
+        </w:rPr>
         <w:t>Part 4: Pulling &amp; Running ownCloud from Docker Hub</w:t>
       </w:r>
     </w:p>
@@ -410,7 +472,7 @@
         <w:drawing>
           <wp:inline xmlns:a="http://schemas.openxmlformats.org/drawingml/2006/main" xmlns:pic="http://schemas.openxmlformats.org/drawingml/2006/picture">
             <wp:extent cx="5486400" cy="2903251"/>
-            <wp:docPr id="4" name="Picture 4"/>
+            <wp:docPr id="5" name="Picture 5"/>
             <wp:cNvGraphicFramePr>
               <a:graphicFrameLocks noChangeAspect="1"/>
             </wp:cNvGraphicFramePr>
@@ -422,7 +484,7 @@
                     <pic:cNvPicPr/>
                   </pic:nvPicPr>
                   <pic:blipFill>
-                    <a:blip r:embed="rId12"/>
+                    <a:blip r:embed="rId13"/>
                     <a:stretch>
                       <a:fillRect/>
                     </a:stretch>
@@ -471,8 +533,8 @@
       <w:r>
         <w:drawing>
           <wp:inline xmlns:a="http://schemas.openxmlformats.org/drawingml/2006/main" xmlns:pic="http://schemas.openxmlformats.org/drawingml/2006/picture">
-            <wp:extent cx="5486400" cy="3334276"/>
-            <wp:docPr id="5" name="Picture 5"/>
+            <wp:extent cx="5486400" cy="3356386"/>
+            <wp:docPr id="6" name="Picture 6"/>
             <wp:cNvGraphicFramePr>
               <a:graphicFrameLocks noChangeAspect="1"/>
             </wp:cNvGraphicFramePr>
@@ -484,7 +546,7 @@
                     <pic:cNvPicPr/>
                   </pic:nvPicPr>
                   <pic:blipFill>
-                    <a:blip r:embed="rId13"/>
+                    <a:blip r:embed="rId14"/>
                     <a:stretch>
                       <a:fillRect/>
                     </a:stretch>
@@ -492,7 +554,7 @@
                   <pic:spPr>
                     <a:xfrm>
                       <a:off x="0" y="0"/>
-                      <a:ext cx="5486400" cy="3334276"/>
+                      <a:ext cx="5486400" cy="3356386"/>
                     </a:xfrm>
                     <a:prstGeom prst="rect"/>
                   </pic:spPr>
